--- a/lab5/отчет5.docx
+++ b/lab5/отчет5.docx
@@ -353,7 +353,6 @@
         </w:rPr>
         <w:t xml:space="preserve"> _______________________________________________</w:t>
       </w:r>
-      <w:proofErr w:type="gramStart"/>
       <w:r>
         <w:rPr>
           <w:rFonts w:ascii="Times New Roman" w:hAnsi="Times New Roman" w:cs="Times New Roman"/>
@@ -368,35 +367,33 @@
           <w:sz w:val="24"/>
           <w:szCs w:val="24"/>
         </w:rPr>
-        <w:t xml:space="preserve"> А.</w:t>
-      </w:r>
-      <w:proofErr w:type="gramEnd"/>
-      <w:r>
+        <w:t xml:space="preserve"> А. Д. Алексеевич</w:t>
+      </w:r>
+    </w:p>
+    <w:p>
+      <w:pPr>
+        <w:spacing w:line="360" w:lineRule="auto"/>
         <w:rPr>
           <w:rFonts w:ascii="Times New Roman" w:hAnsi="Times New Roman" w:cs="Times New Roman"/>
           <w:sz w:val="24"/>
           <w:szCs w:val="24"/>
         </w:rPr>
-        <w:t xml:space="preserve"> Д. Алексеевич</w:t>
-      </w:r>
-    </w:p>
-    <w:p>
-      <w:pPr>
-        <w:spacing w:line="360" w:lineRule="auto"/>
+      </w:pPr>
+      <w:r>
         <w:rPr>
           <w:rFonts w:ascii="Times New Roman" w:hAnsi="Times New Roman" w:cs="Times New Roman"/>
           <w:sz w:val="24"/>
           <w:szCs w:val="24"/>
         </w:rPr>
-      </w:pPr>
-      <w:proofErr w:type="gramStart"/>
+        <w:t>Преподаватель</w:t>
+      </w:r>
       <w:r>
         <w:rPr>
           <w:rFonts w:ascii="Times New Roman" w:hAnsi="Times New Roman" w:cs="Times New Roman"/>
           <w:sz w:val="24"/>
           <w:szCs w:val="24"/>
         </w:rPr>
-        <w:t>Преподаватель</w:t>
+        <w:t xml:space="preserve"> </w:t>
       </w:r>
       <w:r>
         <w:rPr>
@@ -404,7 +401,7 @@
           <w:sz w:val="24"/>
           <w:szCs w:val="24"/>
         </w:rPr>
-        <w:t xml:space="preserve"> </w:t>
+        <w:t xml:space="preserve"> ________________________________________________  </w:t>
       </w:r>
       <w:r>
         <w:rPr>
@@ -412,43 +409,16 @@
           <w:sz w:val="24"/>
           <w:szCs w:val="24"/>
         </w:rPr>
-        <w:t xml:space="preserve"> _</w:t>
-      </w:r>
-      <w:proofErr w:type="gramEnd"/>
+        <w:t xml:space="preserve"> </w:t>
+      </w:r>
       <w:r>
         <w:rPr>
           <w:rFonts w:ascii="Times New Roman" w:hAnsi="Times New Roman" w:cs="Times New Roman"/>
           <w:sz w:val="24"/>
           <w:szCs w:val="24"/>
         </w:rPr>
-        <w:t xml:space="preserve">_______________________________________________  </w:t>
-      </w:r>
-      <w:r>
-        <w:rPr>
-          <w:rFonts w:ascii="Times New Roman" w:hAnsi="Times New Roman" w:cs="Times New Roman"/>
-          <w:sz w:val="24"/>
-          <w:szCs w:val="24"/>
-        </w:rPr>
-        <w:t xml:space="preserve"> </w:t>
-      </w:r>
-      <w:r>
-        <w:rPr>
-          <w:rFonts w:ascii="Times New Roman" w:hAnsi="Times New Roman" w:cs="Times New Roman"/>
-          <w:sz w:val="24"/>
-          <w:szCs w:val="24"/>
-        </w:rPr>
-        <w:t xml:space="preserve">М. В. </w:t>
-      </w:r>
-      <w:proofErr w:type="spellStart"/>
-      <w:r>
-        <w:rPr>
-          <w:rFonts w:ascii="Times New Roman" w:hAnsi="Times New Roman" w:cs="Times New Roman"/>
-          <w:sz w:val="24"/>
-          <w:szCs w:val="24"/>
-        </w:rPr>
-        <w:t>Водяницкий</w:t>
-      </w:r>
-      <w:proofErr w:type="spellEnd"/>
+        <w:t>М. В. Водяницкий</w:t>
+      </w:r>
     </w:p>
     <w:p>
       <w:pPr>
@@ -664,25 +634,7 @@
           <w:sz w:val="28"/>
           <w:szCs w:val="28"/>
         </w:rPr>
-        <w:t xml:space="preserve"> считая от </w:t>
-      </w:r>
-      <w:proofErr w:type="spellStart"/>
-      <w:r>
-        <w:rPr>
-          <w:rFonts w:ascii="Times New Roman" w:hAnsi="Times New Roman" w:cs="Times New Roman"/>
-          <w:sz w:val="28"/>
-          <w:szCs w:val="28"/>
-        </w:rPr>
-        <w:t>введеного</w:t>
-      </w:r>
-      <w:proofErr w:type="spellEnd"/>
-      <w:r>
-        <w:rPr>
-          <w:rFonts w:ascii="Times New Roman" w:hAnsi="Times New Roman" w:cs="Times New Roman"/>
-          <w:sz w:val="28"/>
-          <w:szCs w:val="28"/>
-        </w:rPr>
-        <w:t xml:space="preserve"> пользователем на вход числа</w:t>
+        <w:t xml:space="preserve"> считая от введеного пользователем на вход числа</w:t>
       </w:r>
       <w:r>
         <w:rPr>
@@ -723,13 +675,15 @@
       </w:pPr>
       <w:r>
         <w:rPr>
-          <w:noProof/>
+          <w:rFonts w:ascii="Times New Roman" w:hAnsi="Times New Roman" w:cs="Times New Roman"/>
+          <w:sz w:val="28"/>
+          <w:szCs w:val="28"/>
         </w:rPr>
         <w:drawing>
-          <wp:inline distT="0" distB="0" distL="0" distR="0" wp14:anchorId="311F3356" wp14:editId="662D6D68">
-            <wp:extent cx="4020531" cy="4792980"/>
-            <wp:effectExtent l="0" t="0" r="0" b="7620"/>
-            <wp:docPr id="20" name="Рисунок 20"/>
+          <wp:inline distT="0" distB="0" distL="0" distR="0" wp14:anchorId="03A92D33" wp14:editId="0C37BEF1">
+            <wp:extent cx="4220164" cy="3858163"/>
+            <wp:effectExtent l="0" t="0" r="9525" b="9525"/>
+            <wp:docPr id="3" name="Рисунок 3"/>
             <wp:cNvGraphicFramePr>
               <a:graphicFrameLocks xmlns:a="http://schemas.openxmlformats.org/drawingml/2006/main" noChangeAspect="1"/>
             </wp:cNvGraphicFramePr>
@@ -737,36 +691,23 @@
               <a:graphicData uri="http://schemas.openxmlformats.org/drawingml/2006/picture">
                 <pic:pic xmlns:pic="http://schemas.openxmlformats.org/drawingml/2006/picture">
                   <pic:nvPicPr>
-                    <pic:cNvPr id="0" name="Picture 7"/>
-                    <pic:cNvPicPr>
-                      <a:picLocks noChangeAspect="1" noChangeArrowheads="1"/>
-                    </pic:cNvPicPr>
+                    <pic:cNvPr id="1" name=""/>
+                    <pic:cNvPicPr/>
                   </pic:nvPicPr>
                   <pic:blipFill>
-                    <a:blip r:embed="rId8">
-                      <a:extLst>
-                        <a:ext uri="{28A0092B-C50C-407E-A947-70E740481C1C}">
-                          <a14:useLocalDpi xmlns:a14="http://schemas.microsoft.com/office/drawing/2010/main" val="0"/>
-                        </a:ext>
-                      </a:extLst>
-                    </a:blip>
-                    <a:srcRect/>
+                    <a:blip r:embed="rId8"/>
                     <a:stretch>
                       <a:fillRect/>
                     </a:stretch>
                   </pic:blipFill>
-                  <pic:spPr bwMode="auto">
+                  <pic:spPr>
                     <a:xfrm>
                       <a:off x="0" y="0"/>
-                      <a:ext cx="4023345" cy="4796335"/>
+                      <a:ext cx="4220164" cy="3858163"/>
                     </a:xfrm>
                     <a:prstGeom prst="rect">
                       <a:avLst/>
                     </a:prstGeom>
-                    <a:noFill/>
-                    <a:ln>
-                      <a:noFill/>
-                    </a:ln>
                   </pic:spPr>
                 </pic:pic>
               </a:graphicData>
@@ -853,6 +794,7 @@
       <w:r>
         <w:rPr>
           <w:rFonts w:ascii="Times New Roman" w:hAnsi="Times New Roman" w:cs="Times New Roman"/>
+          <w:noProof/>
           <w:sz w:val="28"/>
           <w:szCs w:val="28"/>
           <w:lang w:val="en-US"/>
@@ -971,7 +913,6 @@
           <w:sz w:val="28"/>
           <w:szCs w:val="28"/>
         </w:rPr>
-        <w:lastRenderedPageBreak/>
         <w:t xml:space="preserve">На </w:t>
       </w:r>
       <w:r>
@@ -1171,6 +1112,7 @@
           <w:sz w:val="28"/>
           <w:szCs w:val="28"/>
         </w:rPr>
+        <w:lastRenderedPageBreak/>
         <w:t xml:space="preserve">Во втором задании требуется </w:t>
       </w:r>
       <w:r>
@@ -1320,15 +1262,14 @@
       <w:r>
         <w:rPr>
           <w:rFonts w:ascii="Times New Roman" w:hAnsi="Times New Roman" w:cs="Times New Roman"/>
-          <w:noProof/>
           <w:sz w:val="28"/>
           <w:szCs w:val="28"/>
         </w:rPr>
         <w:drawing>
-          <wp:inline distT="0" distB="0" distL="0" distR="0" wp14:anchorId="41D38E2F" wp14:editId="02F24EDF">
-            <wp:extent cx="3685508" cy="4968240"/>
-            <wp:effectExtent l="0" t="0" r="0" b="3810"/>
-            <wp:docPr id="24" name="Рисунок 24"/>
+          <wp:inline distT="0" distB="0" distL="0" distR="0" wp14:anchorId="4FCBC55F" wp14:editId="575FA088">
+            <wp:extent cx="4810796" cy="4467849"/>
+            <wp:effectExtent l="0" t="0" r="0" b="9525"/>
+            <wp:docPr id="4" name="Рисунок 4"/>
             <wp:cNvGraphicFramePr>
               <a:graphicFrameLocks xmlns:a="http://schemas.openxmlformats.org/drawingml/2006/main" noChangeAspect="1"/>
             </wp:cNvGraphicFramePr>
@@ -1336,36 +1277,23 @@
               <a:graphicData uri="http://schemas.openxmlformats.org/drawingml/2006/picture">
                 <pic:pic xmlns:pic="http://schemas.openxmlformats.org/drawingml/2006/picture">
                   <pic:nvPicPr>
-                    <pic:cNvPr id="0" name="Picture 8"/>
-                    <pic:cNvPicPr>
-                      <a:picLocks noChangeAspect="1" noChangeArrowheads="1"/>
-                    </pic:cNvPicPr>
+                    <pic:cNvPr id="1" name=""/>
+                    <pic:cNvPicPr/>
                   </pic:nvPicPr>
                   <pic:blipFill>
-                    <a:blip r:embed="rId10">
-                      <a:extLst>
-                        <a:ext uri="{28A0092B-C50C-407E-A947-70E740481C1C}">
-                          <a14:useLocalDpi xmlns:a14="http://schemas.microsoft.com/office/drawing/2010/main" val="0"/>
-                        </a:ext>
-                      </a:extLst>
-                    </a:blip>
-                    <a:srcRect/>
+                    <a:blip r:embed="rId10"/>
                     <a:stretch>
                       <a:fillRect/>
                     </a:stretch>
                   </pic:blipFill>
-                  <pic:spPr bwMode="auto">
+                  <pic:spPr>
                     <a:xfrm>
                       <a:off x="0" y="0"/>
-                      <a:ext cx="3688295" cy="4971998"/>
+                      <a:ext cx="4810796" cy="4467849"/>
                     </a:xfrm>
                     <a:prstGeom prst="rect">
                       <a:avLst/>
                     </a:prstGeom>
-                    <a:noFill/>
-                    <a:ln>
-                      <a:noFill/>
-                    </a:ln>
                   </pic:spPr>
                 </pic:pic>
               </a:graphicData>
@@ -1459,10 +1387,10 @@
       <w:r>
         <w:rPr>
           <w:rFonts w:ascii="Times New Roman" w:hAnsi="Times New Roman" w:cs="Times New Roman"/>
-          <w:sz w:val="28"/>
-          <w:szCs w:val="28"/>
-        </w:rPr>
-        <w:lastRenderedPageBreak/>
+          <w:noProof/>
+          <w:sz w:val="28"/>
+          <w:szCs w:val="28"/>
+        </w:rPr>
         <w:drawing>
           <wp:inline distT="0" distB="0" distL="0" distR="0" wp14:anchorId="2E79DBEB" wp14:editId="13F68AC9">
             <wp:extent cx="2448267" cy="2010056"/>
@@ -1561,6 +1489,7 @@
           <w:sz w:val="28"/>
           <w:szCs w:val="28"/>
         </w:rPr>
+        <w:lastRenderedPageBreak/>
         <w:t xml:space="preserve">Рисунок </w:t>
       </w:r>
       <w:r>
@@ -1918,15 +1847,14 @@
       <w:r>
         <w:rPr>
           <w:rFonts w:ascii="Times New Roman" w:hAnsi="Times New Roman" w:cs="Times New Roman"/>
-          <w:noProof/>
           <w:sz w:val="28"/>
           <w:szCs w:val="28"/>
         </w:rPr>
         <w:drawing>
-          <wp:inline distT="0" distB="0" distL="0" distR="0" wp14:anchorId="1768099C" wp14:editId="433F7EDB">
-            <wp:extent cx="4244340" cy="2933510"/>
-            <wp:effectExtent l="0" t="0" r="3810" b="635"/>
-            <wp:docPr id="25" name="Рисунок 25"/>
+          <wp:inline distT="0" distB="0" distL="0" distR="0" wp14:anchorId="7D59EB37" wp14:editId="7DA19F0D">
+            <wp:extent cx="5344271" cy="4829849"/>
+            <wp:effectExtent l="0" t="0" r="8890" b="8890"/>
+            <wp:docPr id="7" name="Рисунок 7"/>
             <wp:cNvGraphicFramePr>
               <a:graphicFrameLocks xmlns:a="http://schemas.openxmlformats.org/drawingml/2006/main" noChangeAspect="1"/>
             </wp:cNvGraphicFramePr>
@@ -1934,36 +1862,23 @@
               <a:graphicData uri="http://schemas.openxmlformats.org/drawingml/2006/picture">
                 <pic:pic xmlns:pic="http://schemas.openxmlformats.org/drawingml/2006/picture">
                   <pic:nvPicPr>
-                    <pic:cNvPr id="0" name="Picture 9"/>
-                    <pic:cNvPicPr>
-                      <a:picLocks noChangeAspect="1" noChangeArrowheads="1"/>
-                    </pic:cNvPicPr>
+                    <pic:cNvPr id="1" name=""/>
+                    <pic:cNvPicPr/>
                   </pic:nvPicPr>
                   <pic:blipFill>
-                    <a:blip r:embed="rId12">
-                      <a:extLst>
-                        <a:ext uri="{28A0092B-C50C-407E-A947-70E740481C1C}">
-                          <a14:useLocalDpi xmlns:a14="http://schemas.microsoft.com/office/drawing/2010/main" val="0"/>
-                        </a:ext>
-                      </a:extLst>
-                    </a:blip>
-                    <a:srcRect/>
+                    <a:blip r:embed="rId12"/>
                     <a:stretch>
                       <a:fillRect/>
                     </a:stretch>
                   </pic:blipFill>
-                  <pic:spPr bwMode="auto">
+                  <pic:spPr>
                     <a:xfrm>
                       <a:off x="0" y="0"/>
-                      <a:ext cx="4260601" cy="2944749"/>
+                      <a:ext cx="5344271" cy="4829849"/>
                     </a:xfrm>
                     <a:prstGeom prst="rect">
                       <a:avLst/>
                     </a:prstGeom>
-                    <a:noFill/>
-                    <a:ln>
-                      <a:noFill/>
-                    </a:ln>
                   </pic:spPr>
                 </pic:pic>
               </a:graphicData>
@@ -2057,6 +1972,7 @@
       <w:r>
         <w:rPr>
           <w:rFonts w:ascii="Times New Roman" w:hAnsi="Times New Roman" w:cs="Times New Roman"/>
+          <w:noProof/>
           <w:sz w:val="28"/>
           <w:szCs w:val="28"/>
         </w:rPr>
@@ -2442,16 +2358,15 @@
       <w:r>
         <w:rPr>
           <w:rFonts w:ascii="Times New Roman" w:hAnsi="Times New Roman" w:cs="Times New Roman"/>
-          <w:noProof/>
           <w:sz w:val="28"/>
           <w:szCs w:val="28"/>
         </w:rPr>
         <w:lastRenderedPageBreak/>
         <w:drawing>
-          <wp:inline distT="0" distB="0" distL="0" distR="0" wp14:anchorId="029CEDB5" wp14:editId="5B1F56AC">
-            <wp:extent cx="3048000" cy="3763292"/>
-            <wp:effectExtent l="0" t="0" r="0" b="8890"/>
-            <wp:docPr id="26" name="Рисунок 26"/>
+          <wp:inline distT="0" distB="0" distL="0" distR="0" wp14:anchorId="2568F711" wp14:editId="46DB158D">
+            <wp:extent cx="4277322" cy="3953427"/>
+            <wp:effectExtent l="0" t="0" r="9525" b="9525"/>
+            <wp:docPr id="8" name="Рисунок 8"/>
             <wp:cNvGraphicFramePr>
               <a:graphicFrameLocks xmlns:a="http://schemas.openxmlformats.org/drawingml/2006/main" noChangeAspect="1"/>
             </wp:cNvGraphicFramePr>
@@ -2459,36 +2374,23 @@
               <a:graphicData uri="http://schemas.openxmlformats.org/drawingml/2006/picture">
                 <pic:pic xmlns:pic="http://schemas.openxmlformats.org/drawingml/2006/picture">
                   <pic:nvPicPr>
-                    <pic:cNvPr id="0" name="Picture 10"/>
-                    <pic:cNvPicPr>
-                      <a:picLocks noChangeAspect="1" noChangeArrowheads="1"/>
-                    </pic:cNvPicPr>
+                    <pic:cNvPr id="1" name=""/>
+                    <pic:cNvPicPr/>
                   </pic:nvPicPr>
                   <pic:blipFill>
-                    <a:blip r:embed="rId14">
-                      <a:extLst>
-                        <a:ext uri="{28A0092B-C50C-407E-A947-70E740481C1C}">
-                          <a14:useLocalDpi xmlns:a14="http://schemas.microsoft.com/office/drawing/2010/main" val="0"/>
-                        </a:ext>
-                      </a:extLst>
-                    </a:blip>
-                    <a:srcRect/>
+                    <a:blip r:embed="rId14"/>
                     <a:stretch>
                       <a:fillRect/>
                     </a:stretch>
                   </pic:blipFill>
-                  <pic:spPr bwMode="auto">
+                  <pic:spPr>
                     <a:xfrm>
                       <a:off x="0" y="0"/>
-                      <a:ext cx="3052031" cy="3768269"/>
+                      <a:ext cx="4277322" cy="3953427"/>
                     </a:xfrm>
                     <a:prstGeom prst="rect">
                       <a:avLst/>
                     </a:prstGeom>
-                    <a:noFill/>
-                    <a:ln>
-                      <a:noFill/>
-                    </a:ln>
                   </pic:spPr>
                 </pic:pic>
               </a:graphicData>
@@ -2583,6 +2485,7 @@
       <w:r>
         <w:rPr>
           <w:rFonts w:ascii="Times New Roman" w:hAnsi="Times New Roman" w:cs="Times New Roman"/>
+          <w:noProof/>
           <w:sz w:val="28"/>
           <w:szCs w:val="28"/>
           <w:lang w:val="en-US"/>
@@ -3002,16 +2905,15 @@
       <w:r>
         <w:rPr>
           <w:rFonts w:ascii="Times New Roman" w:hAnsi="Times New Roman" w:cs="Times New Roman"/>
-          <w:noProof/>
           <w:sz w:val="28"/>
           <w:szCs w:val="28"/>
         </w:rPr>
         <w:lastRenderedPageBreak/>
         <w:drawing>
-          <wp:inline distT="0" distB="0" distL="0" distR="0" wp14:anchorId="542AE7B1" wp14:editId="7CCD184A">
-            <wp:extent cx="4480560" cy="4318747"/>
-            <wp:effectExtent l="0" t="0" r="0" b="5715"/>
-            <wp:docPr id="27" name="Рисунок 27"/>
+          <wp:inline distT="0" distB="0" distL="0" distR="0" wp14:anchorId="758A6F89" wp14:editId="5AE5CB63">
+            <wp:extent cx="5087060" cy="4258269"/>
+            <wp:effectExtent l="0" t="0" r="0" b="9525"/>
+            <wp:docPr id="9" name="Рисунок 9"/>
             <wp:cNvGraphicFramePr>
               <a:graphicFrameLocks xmlns:a="http://schemas.openxmlformats.org/drawingml/2006/main" noChangeAspect="1"/>
             </wp:cNvGraphicFramePr>
@@ -3019,36 +2921,23 @@
               <a:graphicData uri="http://schemas.openxmlformats.org/drawingml/2006/picture">
                 <pic:pic xmlns:pic="http://schemas.openxmlformats.org/drawingml/2006/picture">
                   <pic:nvPicPr>
-                    <pic:cNvPr id="0" name="Picture 11"/>
-                    <pic:cNvPicPr>
-                      <a:picLocks noChangeAspect="1" noChangeArrowheads="1"/>
-                    </pic:cNvPicPr>
+                    <pic:cNvPr id="1" name=""/>
+                    <pic:cNvPicPr/>
                   </pic:nvPicPr>
                   <pic:blipFill>
-                    <a:blip r:embed="rId16">
-                      <a:extLst>
-                        <a:ext uri="{28A0092B-C50C-407E-A947-70E740481C1C}">
-                          <a14:useLocalDpi xmlns:a14="http://schemas.microsoft.com/office/drawing/2010/main" val="0"/>
-                        </a:ext>
-                      </a:extLst>
-                    </a:blip>
-                    <a:srcRect/>
+                    <a:blip r:embed="rId16"/>
                     <a:stretch>
                       <a:fillRect/>
                     </a:stretch>
                   </pic:blipFill>
-                  <pic:spPr bwMode="auto">
+                  <pic:spPr>
                     <a:xfrm>
                       <a:off x="0" y="0"/>
-                      <a:ext cx="4484507" cy="4322551"/>
+                      <a:ext cx="5087060" cy="4258269"/>
                     </a:xfrm>
                     <a:prstGeom prst="rect">
                       <a:avLst/>
                     </a:prstGeom>
-                    <a:noFill/>
-                    <a:ln>
-                      <a:noFill/>
-                    </a:ln>
                   </pic:spPr>
                 </pic:pic>
               </a:graphicData>
@@ -3142,6 +3031,7 @@
       <w:r>
         <w:rPr>
           <w:rFonts w:ascii="Times New Roman" w:hAnsi="Times New Roman" w:cs="Times New Roman"/>
+          <w:noProof/>
           <w:sz w:val="28"/>
           <w:szCs w:val="28"/>
         </w:rPr>
@@ -3502,16 +3392,14 @@
       <w:r>
         <w:rPr>
           <w:rFonts w:ascii="Times New Roman" w:hAnsi="Times New Roman" w:cs="Times New Roman"/>
-          <w:noProof/>
-          <w:sz w:val="28"/>
-          <w:szCs w:val="28"/>
-        </w:rPr>
-        <w:lastRenderedPageBreak/>
+          <w:sz w:val="28"/>
+          <w:szCs w:val="28"/>
+        </w:rPr>
         <w:drawing>
-          <wp:inline distT="0" distB="0" distL="0" distR="0" wp14:anchorId="6B3A001E" wp14:editId="2D6C1B10">
-            <wp:extent cx="3468231" cy="8563555"/>
-            <wp:effectExtent l="0" t="0" r="0" b="0"/>
-            <wp:docPr id="28" name="Рисунок 28"/>
+          <wp:inline distT="0" distB="0" distL="0" distR="0" wp14:anchorId="20BFF12A" wp14:editId="7E93AB5A">
+            <wp:extent cx="4963218" cy="4058216"/>
+            <wp:effectExtent l="0" t="0" r="8890" b="0"/>
+            <wp:docPr id="11" name="Рисунок 11"/>
             <wp:cNvGraphicFramePr>
               <a:graphicFrameLocks xmlns:a="http://schemas.openxmlformats.org/drawingml/2006/main" noChangeAspect="1"/>
             </wp:cNvGraphicFramePr>
@@ -3519,36 +3407,23 @@
               <a:graphicData uri="http://schemas.openxmlformats.org/drawingml/2006/picture">
                 <pic:pic xmlns:pic="http://schemas.openxmlformats.org/drawingml/2006/picture">
                   <pic:nvPicPr>
-                    <pic:cNvPr id="0" name="Picture 12"/>
-                    <pic:cNvPicPr>
-                      <a:picLocks noChangeAspect="1" noChangeArrowheads="1"/>
-                    </pic:cNvPicPr>
+                    <pic:cNvPr id="1" name=""/>
+                    <pic:cNvPicPr/>
                   </pic:nvPicPr>
                   <pic:blipFill>
-                    <a:blip r:embed="rId18">
-                      <a:extLst>
-                        <a:ext uri="{28A0092B-C50C-407E-A947-70E740481C1C}">
-                          <a14:useLocalDpi xmlns:a14="http://schemas.microsoft.com/office/drawing/2010/main" val="0"/>
-                        </a:ext>
-                      </a:extLst>
-                    </a:blip>
-                    <a:srcRect/>
+                    <a:blip r:embed="rId18"/>
                     <a:stretch>
                       <a:fillRect/>
                     </a:stretch>
                   </pic:blipFill>
-                  <pic:spPr bwMode="auto">
+                  <pic:spPr>
                     <a:xfrm>
                       <a:off x="0" y="0"/>
-                      <a:ext cx="3482278" cy="8598239"/>
+                      <a:ext cx="4963218" cy="4058216"/>
                     </a:xfrm>
                     <a:prstGeom prst="rect">
                       <a:avLst/>
                     </a:prstGeom>
-                    <a:noFill/>
-                    <a:ln>
-                      <a:noFill/>
-                    </a:ln>
                   </pic:spPr>
                 </pic:pic>
               </a:graphicData>
@@ -3593,7 +3468,6 @@
           <w:sz w:val="28"/>
           <w:szCs w:val="28"/>
         </w:rPr>
-        <w:lastRenderedPageBreak/>
         <w:t>Текст для шестого</w:t>
       </w:r>
       <w:r>
@@ -3635,9 +3509,11 @@
       <w:r>
         <w:rPr>
           <w:rFonts w:ascii="Times New Roman" w:hAnsi="Times New Roman" w:cs="Times New Roman"/>
-          <w:sz w:val="28"/>
-          <w:szCs w:val="28"/>
-        </w:rPr>
+          <w:noProof/>
+          <w:sz w:val="28"/>
+          <w:szCs w:val="28"/>
+        </w:rPr>
+        <w:lastRenderedPageBreak/>
         <w:drawing>
           <wp:inline distT="0" distB="0" distL="0" distR="0" wp14:anchorId="6349856E" wp14:editId="1690B44A">
             <wp:extent cx="3410426" cy="2876951"/>
@@ -5312,6 +5188,7 @@
   <w:style w:type="character" w:default="1" w:styleId="a0">
     <w:name w:val="Default Paragraph Font"/>
     <w:uiPriority w:val="1"/>
+    <w:semiHidden/>
     <w:unhideWhenUsed/>
   </w:style>
   <w:style w:type="table" w:default="1" w:styleId="a1">
